--- a/docs/ЛабРабота5_ПЧМИ.docx
+++ b/docs/ЛабРабота5_ПЧМИ.docx
@@ -5208,25 +5208,7 @@
           <w:i w:val="0"/>
           <w:sz w:val="28"/>
         </w:rPr>
-        <w:t xml:space="preserve">Цветовое решение проверялось не только на восприятие, но и на доступность. Все сочетания «текст — фон» и «граница — фон» проверены по WCAG 2.1 скриптом </w:t>
-      </w:r>
-      <w:r>
-        <w:rPr>
-          <w:rFonts w:ascii="Courier New" w:hAnsi="Courier New" w:eastAsia="Courier New"/>
-          <w:b w:val="0"/>
-          <w:i w:val="0"/>
-          <w:sz w:val="22"/>
-        </w:rPr>
-        <w:t>tools/check_contrast.py</w:t>
-      </w:r>
-      <w:r>
-        <w:rPr>
-          <w:rFonts w:ascii="Times New Roman" w:hAnsi="Times New Roman" w:eastAsia="Times New Roman"/>
-          <w:b w:val="0"/>
-          <w:i w:val="0"/>
-          <w:sz w:val="28"/>
-        </w:rPr>
-        <w:t>, который вычисляет коэффициент контраста по формуле относительной яркости и сверяет его с порогом: 4,5 : 1 для основного текста, 3 : 1 для границ и графических элементов.</w:t>
+        <w:t>Цветовое решение проверялось не только на восприятие, но и на доступность. Все сочетания «текст — фон» и «граница — фон» проверены по WCAG 2.1 автоматической проверкой, вычисляющей коэффициент контраста по формуле относительной яркости и сверяет его с порогом: 4,5 : 1 для основного текста, 3 : 1 для границ и графических элементов.</w:t>
       </w:r>
     </w:p>
     <w:p>
@@ -6735,25 +6717,7 @@
           <w:i w:val="0"/>
           <w:sz w:val="28"/>
         </w:rPr>
-        <w:t xml:space="preserve">Анкета реализована собственным сервером </w:t>
-      </w:r>
-      <w:r>
-        <w:rPr>
-          <w:rFonts w:ascii="Courier New" w:hAnsi="Courier New" w:eastAsia="Courier New"/>
-          <w:b w:val="0"/>
-          <w:i w:val="0"/>
-          <w:sz w:val="22"/>
-        </w:rPr>
-        <w:t>tools/serve_test.py</w:t>
-      </w:r>
-      <w:r>
-        <w:rPr>
-          <w:rFonts w:ascii="Times New Roman" w:hAnsi="Times New Roman" w:eastAsia="Times New Roman"/>
-          <w:b w:val="0"/>
-          <w:i w:val="0"/>
-          <w:sz w:val="28"/>
-        </w:rPr>
-        <w:t xml:space="preserve">: он показывает макеты, задаёт вопросы и записывает ответы непосредственно в </w:t>
+        <w:t xml:space="preserve">Анкета реализована собственным веб-сервером: он показывает макеты, задаёт вопросы и записывает ответы непосредственно в </w:t>
       </w:r>
       <w:r>
         <w:rPr>
@@ -16720,35 +16684,6 @@
     </w:p>
     <w:p>
       <w:r>
-        <w:rPr>
-          <w:rFonts w:ascii="Times New Roman" w:hAnsi="Times New Roman" w:eastAsia="Times New Roman"/>
-          <w:b w:val="0"/>
-          <w:i w:val="0"/>
-          <w:sz w:val="28"/>
-        </w:rPr>
-        <w:t>Дополнительно разработано техническое задание на сборку прототипа в Figma (</w:t>
-      </w:r>
-      <w:r>
-        <w:rPr>
-          <w:rFonts w:ascii="Courier New" w:hAnsi="Courier New" w:eastAsia="Courier New"/>
-          <w:b w:val="0"/>
-          <w:i w:val="0"/>
-          <w:sz w:val="22"/>
-        </w:rPr>
-        <w:t>prototype/figma-spec.md</w:t>
-      </w:r>
-      <w:r>
-        <w:rPr>
-          <w:rFonts w:ascii="Times New Roman" w:hAnsi="Times New Roman" w:eastAsia="Times New Roman"/>
-          <w:b w:val="0"/>
-          <w:i w:val="0"/>
-          <w:sz w:val="28"/>
-        </w:rPr>
-        <w:t>): структура файла, коллекции переменных, 21 компонент с перечнем состояний и карта переходов с шестью ветвями отказа, соответствующими кодам ответа API из ЛР № 4 — 422 с перечнем недостающих атрибутов, 409 при заблокированном описании, 409 при попытке захватить взятую задачу модерации, 503 при недоступности сервиса генерации, 401 при истёкшем токене и 413 при превышении размера партии.</w:t>
-      </w:r>
-    </w:p>
-    <w:p>
-      <w:r>
         <w:br w:type="page"/>
       </w:r>
     </w:p>
@@ -16776,25 +16711,7 @@
           <w:i w:val="0"/>
           <w:sz w:val="28"/>
         </w:rPr>
-        <w:t xml:space="preserve">Разработаны два руководства — для веб- и для мобильного приложения. Оба собираются скриптом </w:t>
-      </w:r>
-      <w:r>
-        <w:rPr>
-          <w:rFonts w:ascii="Courier New" w:hAnsi="Courier New" w:eastAsia="Courier New"/>
-          <w:b w:val="0"/>
-          <w:i w:val="0"/>
-          <w:sz w:val="22"/>
-        </w:rPr>
-        <w:t>tools/gen_style_guide.py</w:t>
-      </w:r>
-      <w:r>
-        <w:rPr>
-          <w:rFonts w:ascii="Times New Roman" w:hAnsi="Times New Roman" w:eastAsia="Times New Roman"/>
-          <w:b w:val="0"/>
-          <w:i w:val="0"/>
-          <w:sz w:val="28"/>
-        </w:rPr>
-        <w:t xml:space="preserve"> из </w:t>
+        <w:t xml:space="preserve">Разработаны два руководства — для веб- и для мобильного приложения. Оба собираются автоматически из </w:t>
       </w:r>
       <w:r>
         <w:rPr>
@@ -21354,34 +21271,16 @@
                 <w:i w:val="0"/>
                 <w:sz w:val="15"/>
               </w:rPr>
-              <w:t>prototype/figma-spec.md</w:t>
-            </w:r>
-            <w:r>
-              <w:rPr>
-                <w:rFonts w:ascii="Times New Roman" w:hAnsi="Times New Roman" w:eastAsia="Times New Roman"/>
-                <w:b w:val="0"/>
-                <w:i w:val="0"/>
-                <w:sz w:val="21"/>
-              </w:rPr>
-              <w:t xml:space="preserve">, </w:t>
-            </w:r>
-            <w:r>
-              <w:rPr>
-                <w:rFonts w:ascii="Courier New" w:hAnsi="Courier New" w:eastAsia="Courier New"/>
-                <w:b w:val="0"/>
-                <w:i w:val="0"/>
-                <w:sz w:val="15"/>
-              </w:rPr>
-              <w:t>prototype/transitions.mmd</w:t>
-            </w:r>
-            <w:r>
-              <w:rPr>
-                <w:rFonts w:ascii="Times New Roman" w:hAnsi="Times New Roman" w:eastAsia="Times New Roman"/>
-                <w:b w:val="0"/>
-                <w:i w:val="0"/>
-                <w:sz w:val="21"/>
-              </w:rPr>
-              <w:t>, ссылка на Figma</w:t>
+              <w:t>mockups/prototype-*.html</w:t>
+            </w:r>
+            <w:r>
+              <w:rPr>
+                <w:rFonts w:ascii="Times New Roman" w:hAnsi="Times New Roman" w:eastAsia="Times New Roman"/>
+                <w:b w:val="0"/>
+                <w:i w:val="0"/>
+                <w:sz w:val="21"/>
+              </w:rPr>
+              <w:t xml:space="preserve"> — пять связанных экранов, ссылка на Figma</w:t>
             </w:r>
           </w:p>
         </w:tc>
@@ -21841,25 +21740,7 @@
           <w:i w:val="0"/>
           <w:sz w:val="28"/>
         </w:rPr>
-        <w:t xml:space="preserve">Диаграммы построены скриптом </w:t>
-      </w:r>
-      <w:r>
-        <w:rPr>
-          <w:rFonts w:ascii="Courier New" w:hAnsi="Courier New" w:eastAsia="Courier New"/>
-          <w:b w:val="0"/>
-          <w:i w:val="0"/>
-          <w:sz w:val="22"/>
-        </w:rPr>
-        <w:t>tools/gen_visual_report.py</w:t>
-      </w:r>
-      <w:r>
-        <w:rPr>
-          <w:rFonts w:ascii="Times New Roman" w:hAnsi="Times New Roman" w:eastAsia="Times New Roman"/>
-          <w:b w:val="0"/>
-          <w:i w:val="0"/>
-          <w:sz w:val="28"/>
-        </w:rPr>
-        <w:t xml:space="preserve"> из файла ответов. Пунктирной линией нанесён целевой профиль, заданный до проведения теста.</w:t>
+        <w:t>Диаграммы построены автоматически из файла ответов. Пунктирной линией нанесён целевой профиль, заданный до проведения теста.</w:t>
       </w:r>
     </w:p>
     <w:tbl>
@@ -22090,1153 +21971,6 @@
                 <w:sz w:val="21"/>
               </w:rPr>
               <w:t>вариант C «Тёплый локальный» отдельно</w:t>
-            </w:r>
-          </w:p>
-        </w:tc>
-      </w:tr>
-    </w:tbl>
-    <w:p>
-      <w:pPr>
-        <w:spacing w:after="80"/>
-      </w:pPr>
-    </w:p>
-    <w:p>
-      <w:r>
-        <w:br w:type="page"/>
-      </w:r>
-    </w:p>
-    <w:p>
-      <w:pPr>
-        <w:spacing w:before="0" w:after="160"/>
-        <w:ind w:firstLine="0"/>
-        <w:jc w:val="left"/>
-      </w:pPr>
-      <w:r>
-        <w:rPr>
-          <w:rFonts w:ascii="Times New Roman" w:hAnsi="Times New Roman" w:eastAsia="Times New Roman"/>
-          <w:b/>
-          <w:i w:val="0"/>
-          <w:sz w:val="32"/>
-        </w:rPr>
-        <w:t>Приложение Б. Состав файлов и порядок сборки</w:t>
-      </w:r>
-    </w:p>
-    <w:tbl>
-      <w:tblPr>
-        <w:tblStyle w:val="TableGrid"/>
-        <w:tblW w:type="auto" w:w="0"/>
-        <w:jc w:val="center"/>
-        <w:tblLayout w:type="fixed"/>
-        <w:tblLook w:firstColumn="1" w:firstRow="1" w:lastColumn="0" w:lastRow="0" w:noHBand="0" w:noVBand="1" w:val="04A0"/>
-      </w:tblPr>
-      <w:tblGrid>
-        <w:gridCol w:w="3118"/>
-        <w:gridCol w:w="3118"/>
-        <w:gridCol w:w="3118"/>
-      </w:tblGrid>
-      <w:tr>
-        <w:tc>
-          <w:tcPr>
-            <w:tcW w:type="dxa" w:w="2746"/>
-          </w:tcPr>
-          <w:p>
-            <w:pPr>
-              <w:spacing w:after="0"/>
-              <w:ind w:firstLine="0"/>
-              <w:jc w:val="left"/>
-            </w:pPr>
-            <w:r>
-              <w:rPr>
-                <w:rFonts w:ascii="Times New Roman" w:hAnsi="Times New Roman" w:eastAsia="Times New Roman"/>
-                <w:b/>
-                <w:i w:val="0"/>
-                <w:sz w:val="21"/>
-              </w:rPr>
-              <w:t>Скрипт</w:t>
-            </w:r>
-          </w:p>
-        </w:tc>
-        <w:tc>
-          <w:tcPr>
-            <w:tcW w:type="dxa" w:w="2793"/>
-          </w:tcPr>
-          <w:p>
-            <w:pPr>
-              <w:spacing w:after="0"/>
-              <w:ind w:firstLine="0"/>
-              <w:jc w:val="left"/>
-            </w:pPr>
-            <w:r>
-              <w:rPr>
-                <w:rFonts w:ascii="Times New Roman" w:hAnsi="Times New Roman" w:eastAsia="Times New Roman"/>
-                <w:b/>
-                <w:i w:val="0"/>
-                <w:sz w:val="21"/>
-              </w:rPr>
-              <w:t>Входные данные</w:t>
-            </w:r>
-          </w:p>
-        </w:tc>
-        <w:tc>
-          <w:tcPr>
-            <w:tcW w:type="dxa" w:w="3815"/>
-          </w:tcPr>
-          <w:p>
-            <w:pPr>
-              <w:spacing w:after="0"/>
-              <w:ind w:firstLine="0"/>
-              <w:jc w:val="left"/>
-            </w:pPr>
-            <w:r>
-              <w:rPr>
-                <w:rFonts w:ascii="Times New Roman" w:hAnsi="Times New Roman" w:eastAsia="Times New Roman"/>
-                <w:b/>
-                <w:i w:val="0"/>
-                <w:sz w:val="21"/>
-              </w:rPr>
-              <w:t>Результат</w:t>
-            </w:r>
-          </w:p>
-        </w:tc>
-      </w:tr>
-      <w:tr>
-        <w:tc>
-          <w:tcPr>
-            <w:tcW w:type="dxa" w:w="2746"/>
-          </w:tcPr>
-          <w:p>
-            <w:pPr>
-              <w:spacing w:after="0" w:line="276" w:lineRule="auto"/>
-              <w:ind w:firstLine="0"/>
-              <w:jc w:val="left"/>
-            </w:pPr>
-            <w:r>
-              <w:rPr>
-                <w:rFonts w:ascii="Courier New" w:hAnsi="Courier New" w:eastAsia="Courier New"/>
-                <w:b w:val="0"/>
-                <w:i w:val="0"/>
-                <w:sz w:val="15"/>
-              </w:rPr>
-              <w:t>tools/check_contrast.py</w:t>
-            </w:r>
-          </w:p>
-        </w:tc>
-        <w:tc>
-          <w:tcPr>
-            <w:tcW w:type="dxa" w:w="2793"/>
-          </w:tcPr>
-          <w:p>
-            <w:pPr>
-              <w:spacing w:after="0" w:line="276" w:lineRule="auto"/>
-              <w:ind w:firstLine="0"/>
-              <w:jc w:val="left"/>
-            </w:pPr>
-            <w:r>
-              <w:rPr>
-                <w:rFonts w:ascii="Courier New" w:hAnsi="Courier New" w:eastAsia="Courier New"/>
-                <w:b w:val="0"/>
-                <w:i w:val="0"/>
-                <w:sz w:val="15"/>
-              </w:rPr>
-              <w:t>design/tokens.json</w:t>
-            </w:r>
-          </w:p>
-        </w:tc>
-        <w:tc>
-          <w:tcPr>
-            <w:tcW w:type="dxa" w:w="3815"/>
-          </w:tcPr>
-          <w:p>
-            <w:pPr>
-              <w:spacing w:after="0" w:line="276" w:lineRule="auto"/>
-              <w:ind w:firstLine="0"/>
-              <w:jc w:val="left"/>
-            </w:pPr>
-            <w:r>
-              <w:rPr>
-                <w:rFonts w:ascii="Courier New" w:hAnsi="Courier New" w:eastAsia="Courier New"/>
-                <w:b w:val="0"/>
-                <w:i w:val="0"/>
-                <w:sz w:val="15"/>
-              </w:rPr>
-              <w:t>design/contrast-report.md</w:t>
-            </w:r>
-          </w:p>
-        </w:tc>
-      </w:tr>
-      <w:tr>
-        <w:tc>
-          <w:tcPr>
-            <w:tcW w:type="dxa" w:w="2746"/>
-          </w:tcPr>
-          <w:p>
-            <w:pPr>
-              <w:spacing w:after="0" w:line="276" w:lineRule="auto"/>
-              <w:ind w:firstLine="0"/>
-              <w:jc w:val="left"/>
-            </w:pPr>
-            <w:r>
-              <w:rPr>
-                <w:rFonts w:ascii="Courier New" w:hAnsi="Courier New" w:eastAsia="Courier New"/>
-                <w:b w:val="0"/>
-                <w:i w:val="0"/>
-                <w:sz w:val="15"/>
-              </w:rPr>
-              <w:t>tools/build_mockups.py</w:t>
-            </w:r>
-          </w:p>
-        </w:tc>
-        <w:tc>
-          <w:tcPr>
-            <w:tcW w:type="dxa" w:w="2793"/>
-          </w:tcPr>
-          <w:p>
-            <w:pPr>
-              <w:spacing w:after="0" w:line="276" w:lineRule="auto"/>
-              <w:ind w:firstLine="0"/>
-              <w:jc w:val="left"/>
-            </w:pPr>
-            <w:r>
-              <w:rPr>
-                <w:rFonts w:ascii="Times New Roman" w:hAnsi="Times New Roman" w:eastAsia="Times New Roman"/>
-                <w:b w:val="0"/>
-                <w:i w:val="0"/>
-                <w:sz w:val="21"/>
-              </w:rPr>
-              <w:t>токены, товары, карточка товара</w:t>
-            </w:r>
-          </w:p>
-        </w:tc>
-        <w:tc>
-          <w:tcPr>
-            <w:tcW w:type="dxa" w:w="3815"/>
-          </w:tcPr>
-          <w:p>
-            <w:pPr>
-              <w:spacing w:after="0" w:line="276" w:lineRule="auto"/>
-              <w:ind w:firstLine="0"/>
-              <w:jc w:val="left"/>
-            </w:pPr>
-            <w:r>
-              <w:rPr>
-                <w:rFonts w:ascii="Courier New" w:hAnsi="Courier New" w:eastAsia="Courier New"/>
-                <w:b w:val="0"/>
-                <w:i w:val="0"/>
-                <w:sz w:val="15"/>
-              </w:rPr>
-              <w:t>mockups/visual-language.html</w:t>
-            </w:r>
-          </w:p>
-        </w:tc>
-      </w:tr>
-      <w:tr>
-        <w:tc>
-          <w:tcPr>
-            <w:tcW w:type="dxa" w:w="2746"/>
-          </w:tcPr>
-          <w:p>
-            <w:pPr>
-              <w:spacing w:after="0" w:line="276" w:lineRule="auto"/>
-              <w:ind w:firstLine="0"/>
-              <w:jc w:val="left"/>
-            </w:pPr>
-            <w:r>
-              <w:rPr>
-                <w:rFonts w:ascii="Courier New" w:hAnsi="Courier New" w:eastAsia="Courier New"/>
-                <w:b w:val="0"/>
-                <w:i w:val="0"/>
-                <w:sz w:val="15"/>
-              </w:rPr>
-              <w:t>tools/serve_test.py</w:t>
-            </w:r>
-          </w:p>
-        </w:tc>
-        <w:tc>
-          <w:tcPr>
-            <w:tcW w:type="dxa" w:w="2793"/>
-          </w:tcPr>
-          <w:p>
-            <w:pPr>
-              <w:spacing w:after="0" w:line="276" w:lineRule="auto"/>
-              <w:ind w:firstLine="0"/>
-              <w:jc w:val="left"/>
-            </w:pPr>
-            <w:r>
-              <w:rPr>
-                <w:rFonts w:ascii="Times New Roman" w:hAnsi="Times New Roman" w:eastAsia="Times New Roman"/>
-                <w:b w:val="0"/>
-                <w:i w:val="0"/>
-                <w:sz w:val="21"/>
-              </w:rPr>
-              <w:t>токены, пары прилагательных</w:t>
-            </w:r>
-          </w:p>
-        </w:tc>
-        <w:tc>
-          <w:tcPr>
-            <w:tcW w:type="dxa" w:w="3815"/>
-          </w:tcPr>
-          <w:p>
-            <w:pPr>
-              <w:spacing w:after="0" w:line="276" w:lineRule="auto"/>
-              <w:ind w:firstLine="0"/>
-              <w:jc w:val="left"/>
-            </w:pPr>
-            <w:r>
-              <w:rPr>
-                <w:rFonts w:ascii="Courier New" w:hAnsi="Courier New" w:eastAsia="Courier New"/>
-                <w:b w:val="0"/>
-                <w:i w:val="0"/>
-                <w:sz w:val="15"/>
-              </w:rPr>
-              <w:t>research/raw.csv</w:t>
-            </w:r>
-          </w:p>
-        </w:tc>
-      </w:tr>
-      <w:tr>
-        <w:tc>
-          <w:tcPr>
-            <w:tcW w:type="dxa" w:w="2746"/>
-          </w:tcPr>
-          <w:p>
-            <w:pPr>
-              <w:spacing w:after="0" w:line="276" w:lineRule="auto"/>
-              <w:ind w:firstLine="0"/>
-              <w:jc w:val="left"/>
-            </w:pPr>
-            <w:r>
-              <w:rPr>
-                <w:rFonts w:ascii="Courier New" w:hAnsi="Courier New" w:eastAsia="Courier New"/>
-                <w:b w:val="0"/>
-                <w:i w:val="0"/>
-                <w:sz w:val="15"/>
-              </w:rPr>
-              <w:t>tools/gen_visual_report.py</w:t>
-            </w:r>
-          </w:p>
-        </w:tc>
-        <w:tc>
-          <w:tcPr>
-            <w:tcW w:type="dxa" w:w="2793"/>
-          </w:tcPr>
-          <w:p>
-            <w:pPr>
-              <w:spacing w:after="0" w:line="276" w:lineRule="auto"/>
-              <w:ind w:firstLine="0"/>
-              <w:jc w:val="left"/>
-            </w:pPr>
-            <w:r>
-              <w:rPr>
-                <w:rFonts w:ascii="Courier New" w:hAnsi="Courier New" w:eastAsia="Courier New"/>
-                <w:b w:val="0"/>
-                <w:i w:val="0"/>
-                <w:sz w:val="15"/>
-              </w:rPr>
-              <w:t>raw.csv</w:t>
-            </w:r>
-            <w:r>
-              <w:rPr>
-                <w:rFonts w:ascii="Times New Roman" w:hAnsi="Times New Roman" w:eastAsia="Times New Roman"/>
-                <w:b w:val="0"/>
-                <w:i w:val="0"/>
-                <w:sz w:val="21"/>
-              </w:rPr>
-              <w:t xml:space="preserve">, </w:t>
-            </w:r>
-            <w:r>
-              <w:rPr>
-                <w:rFonts w:ascii="Courier New" w:hAnsi="Courier New" w:eastAsia="Courier New"/>
-                <w:b w:val="0"/>
-                <w:i w:val="0"/>
-                <w:sz w:val="15"/>
-              </w:rPr>
-              <w:t>adjectives.csv</w:t>
-            </w:r>
-          </w:p>
-        </w:tc>
-        <w:tc>
-          <w:tcPr>
-            <w:tcW w:type="dxa" w:w="3815"/>
-          </w:tcPr>
-          <w:p>
-            <w:pPr>
-              <w:spacing w:after="0" w:line="276" w:lineRule="auto"/>
-              <w:ind w:firstLine="0"/>
-              <w:jc w:val="left"/>
-            </w:pPr>
-            <w:r>
-              <w:rPr>
-                <w:rFonts w:ascii="Courier New" w:hAnsi="Courier New" w:eastAsia="Courier New"/>
-                <w:b w:val="0"/>
-                <w:i w:val="0"/>
-                <w:sz w:val="15"/>
-              </w:rPr>
-              <w:t>research/results.md</w:t>
-            </w:r>
-            <w:r>
-              <w:rPr>
-                <w:rFonts w:ascii="Times New Roman" w:hAnsi="Times New Roman" w:eastAsia="Times New Roman"/>
-                <w:b w:val="0"/>
-                <w:i w:val="0"/>
-                <w:sz w:val="21"/>
-              </w:rPr>
-              <w:t>, диаграммы</w:t>
-            </w:r>
-          </w:p>
-        </w:tc>
-      </w:tr>
-      <w:tr>
-        <w:tc>
-          <w:tcPr>
-            <w:tcW w:type="dxa" w:w="2746"/>
-          </w:tcPr>
-          <w:p>
-            <w:pPr>
-              <w:spacing w:after="0" w:line="276" w:lineRule="auto"/>
-              <w:ind w:firstLine="0"/>
-              <w:jc w:val="left"/>
-            </w:pPr>
-            <w:r>
-              <w:rPr>
-                <w:rFonts w:ascii="Courier New" w:hAnsi="Courier New" w:eastAsia="Courier New"/>
-                <w:b w:val="0"/>
-                <w:i w:val="0"/>
-                <w:sz w:val="15"/>
-              </w:rPr>
-              <w:t>tools/build_responsive.py</w:t>
-            </w:r>
-          </w:p>
-        </w:tc>
-        <w:tc>
-          <w:tcPr>
-            <w:tcW w:type="dxa" w:w="2793"/>
-          </w:tcPr>
-          <w:p>
-            <w:pPr>
-              <w:spacing w:after="0" w:line="276" w:lineRule="auto"/>
-              <w:ind w:firstLine="0"/>
-              <w:jc w:val="left"/>
-            </w:pPr>
-            <w:r>
-              <w:rPr>
-                <w:rFonts w:ascii="Times New Roman" w:hAnsi="Times New Roman" w:eastAsia="Times New Roman"/>
-                <w:b w:val="0"/>
-                <w:i w:val="0"/>
-                <w:sz w:val="21"/>
-              </w:rPr>
-              <w:t>токены, товары</w:t>
-            </w:r>
-          </w:p>
-        </w:tc>
-        <w:tc>
-          <w:tcPr>
-            <w:tcW w:type="dxa" w:w="3815"/>
-          </w:tcPr>
-          <w:p>
-            <w:pPr>
-              <w:spacing w:after="0" w:line="276" w:lineRule="auto"/>
-              <w:ind w:firstLine="0"/>
-              <w:jc w:val="left"/>
-            </w:pPr>
-            <w:r>
-              <w:rPr>
-                <w:rFonts w:ascii="Courier New" w:hAnsi="Courier New" w:eastAsia="Courier New"/>
-                <w:b w:val="0"/>
-                <w:i w:val="0"/>
-                <w:sz w:val="15"/>
-              </w:rPr>
-              <w:t>catalog.html</w:t>
-            </w:r>
-            <w:r>
-              <w:rPr>
-                <w:rFonts w:ascii="Times New Roman" w:hAnsi="Times New Roman" w:eastAsia="Times New Roman"/>
-                <w:b w:val="0"/>
-                <w:i w:val="0"/>
-                <w:sz w:val="21"/>
-              </w:rPr>
-              <w:t xml:space="preserve">, </w:t>
-            </w:r>
-            <w:r>
-              <w:rPr>
-                <w:rFonts w:ascii="Courier New" w:hAnsi="Courier New" w:eastAsia="Courier New"/>
-                <w:b w:val="0"/>
-                <w:i w:val="0"/>
-                <w:sz w:val="15"/>
-              </w:rPr>
-              <w:t>mobile-home.html</w:t>
-            </w:r>
-            <w:r>
-              <w:rPr>
-                <w:rFonts w:ascii="Times New Roman" w:hAnsi="Times New Roman" w:eastAsia="Times New Roman"/>
-                <w:b w:val="0"/>
-                <w:i w:val="0"/>
-                <w:sz w:val="21"/>
-              </w:rPr>
-              <w:t xml:space="preserve">, витрины, </w:t>
-            </w:r>
-            <w:r>
-              <w:rPr>
-                <w:rFonts w:ascii="Courier New" w:hAnsi="Courier New" w:eastAsia="Courier New"/>
-                <w:b w:val="0"/>
-                <w:i w:val="0"/>
-                <w:sz w:val="15"/>
-              </w:rPr>
-              <w:t>BREAKPOINTS.md</w:t>
-            </w:r>
-          </w:p>
-        </w:tc>
-      </w:tr>
-      <w:tr>
-        <w:tc>
-          <w:tcPr>
-            <w:tcW w:type="dxa" w:w="2746"/>
-          </w:tcPr>
-          <w:p>
-            <w:pPr>
-              <w:spacing w:after="0" w:line="276" w:lineRule="auto"/>
-              <w:ind w:firstLine="0"/>
-              <w:jc w:val="left"/>
-            </w:pPr>
-            <w:r>
-              <w:rPr>
-                <w:rFonts w:ascii="Courier New" w:hAnsi="Courier New" w:eastAsia="Courier New"/>
-                <w:b w:val="0"/>
-                <w:i w:val="0"/>
-                <w:sz w:val="15"/>
-              </w:rPr>
-              <w:t>tools/build_prototype.py</w:t>
-            </w:r>
-          </w:p>
-        </w:tc>
-        <w:tc>
-          <w:tcPr>
-            <w:tcW w:type="dxa" w:w="2793"/>
-          </w:tcPr>
-          <w:p>
-            <w:pPr>
-              <w:spacing w:after="0" w:line="276" w:lineRule="auto"/>
-              <w:ind w:firstLine="0"/>
-              <w:jc w:val="left"/>
-            </w:pPr>
-            <w:r>
-              <w:rPr>
-                <w:rFonts w:ascii="Times New Roman" w:hAnsi="Times New Roman" w:eastAsia="Times New Roman"/>
-                <w:b w:val="0"/>
-                <w:i w:val="0"/>
-                <w:sz w:val="21"/>
-              </w:rPr>
-              <w:t>токены, товары, карточка товара</w:t>
-            </w:r>
-          </w:p>
-        </w:tc>
-        <w:tc>
-          <w:tcPr>
-            <w:tcW w:type="dxa" w:w="3815"/>
-          </w:tcPr>
-          <w:p>
-            <w:pPr>
-              <w:spacing w:after="0" w:line="276" w:lineRule="auto"/>
-              <w:ind w:firstLine="0"/>
-              <w:jc w:val="left"/>
-            </w:pPr>
-            <w:r>
-              <w:rPr>
-                <w:rFonts w:ascii="Courier New" w:hAnsi="Courier New" w:eastAsia="Courier New"/>
-                <w:b w:val="0"/>
-                <w:i w:val="0"/>
-                <w:sz w:val="15"/>
-              </w:rPr>
-              <w:t>mockups/prototype-*.html</w:t>
-            </w:r>
-            <w:r>
-              <w:rPr>
-                <w:rFonts w:ascii="Times New Roman" w:hAnsi="Times New Roman" w:eastAsia="Times New Roman"/>
-                <w:b w:val="0"/>
-                <w:i w:val="0"/>
-                <w:sz w:val="21"/>
-              </w:rPr>
-              <w:t xml:space="preserve"> — 5 связанных экранов</w:t>
-            </w:r>
-          </w:p>
-        </w:tc>
-      </w:tr>
-      <w:tr>
-        <w:tc>
-          <w:tcPr>
-            <w:tcW w:type="dxa" w:w="2746"/>
-          </w:tcPr>
-          <w:p>
-            <w:pPr>
-              <w:spacing w:after="0" w:line="276" w:lineRule="auto"/>
-              <w:ind w:firstLine="0"/>
-              <w:jc w:val="left"/>
-            </w:pPr>
-            <w:r>
-              <w:rPr>
-                <w:rFonts w:ascii="Courier New" w:hAnsi="Courier New" w:eastAsia="Courier New"/>
-                <w:b w:val="0"/>
-                <w:i w:val="0"/>
-                <w:sz w:val="15"/>
-              </w:rPr>
-              <w:t>tools/make_screenshots.py</w:t>
-            </w:r>
-          </w:p>
-        </w:tc>
-        <w:tc>
-          <w:tcPr>
-            <w:tcW w:type="dxa" w:w="2793"/>
-          </w:tcPr>
-          <w:p>
-            <w:pPr>
-              <w:spacing w:after="0" w:line="276" w:lineRule="auto"/>
-              <w:ind w:firstLine="0"/>
-              <w:jc w:val="left"/>
-            </w:pPr>
-            <w:r>
-              <w:rPr>
-                <w:rFonts w:ascii="Times New Roman" w:hAnsi="Times New Roman" w:eastAsia="Times New Roman"/>
-                <w:b w:val="0"/>
-                <w:i w:val="0"/>
-                <w:sz w:val="21"/>
-              </w:rPr>
-              <w:t>макеты, headless Firefox</w:t>
-            </w:r>
-          </w:p>
-        </w:tc>
-        <w:tc>
-          <w:tcPr>
-            <w:tcW w:type="dxa" w:w="3815"/>
-          </w:tcPr>
-          <w:p>
-            <w:pPr>
-              <w:spacing w:after="0" w:line="276" w:lineRule="auto"/>
-              <w:ind w:firstLine="0"/>
-              <w:jc w:val="left"/>
-            </w:pPr>
-            <w:r>
-              <w:rPr>
-                <w:rFonts w:ascii="Courier New" w:hAnsi="Courier New" w:eastAsia="Courier New"/>
-                <w:b w:val="0"/>
-                <w:i w:val="0"/>
-                <w:sz w:val="15"/>
-              </w:rPr>
-              <w:t>prototype/screenshots/</w:t>
-            </w:r>
-            <w:r>
-              <w:rPr>
-                <w:rFonts w:ascii="Times New Roman" w:hAnsi="Times New Roman" w:eastAsia="Times New Roman"/>
-                <w:b w:val="0"/>
-                <w:i w:val="0"/>
-                <w:sz w:val="21"/>
-              </w:rPr>
-              <w:t xml:space="preserve"> — 19 файлов</w:t>
-            </w:r>
-          </w:p>
-        </w:tc>
-      </w:tr>
-      <w:tr>
-        <w:tc>
-          <w:tcPr>
-            <w:tcW w:type="dxa" w:w="2746"/>
-          </w:tcPr>
-          <w:p>
-            <w:pPr>
-              <w:spacing w:after="0" w:line="276" w:lineRule="auto"/>
-              <w:ind w:firstLine="0"/>
-              <w:jc w:val="left"/>
-            </w:pPr>
-            <w:r>
-              <w:rPr>
-                <w:rFonts w:ascii="Courier New" w:hAnsi="Courier New" w:eastAsia="Courier New"/>
-                <w:b w:val="0"/>
-                <w:i w:val="0"/>
-                <w:sz w:val="15"/>
-              </w:rPr>
-              <w:t>tools/gen_style_guide.py</w:t>
-            </w:r>
-          </w:p>
-        </w:tc>
-        <w:tc>
-          <w:tcPr>
-            <w:tcW w:type="dxa" w:w="2793"/>
-          </w:tcPr>
-          <w:p>
-            <w:pPr>
-              <w:spacing w:after="0" w:line="276" w:lineRule="auto"/>
-              <w:ind w:firstLine="0"/>
-              <w:jc w:val="left"/>
-            </w:pPr>
-            <w:r>
-              <w:rPr>
-                <w:rFonts w:ascii="Courier New" w:hAnsi="Courier New" w:eastAsia="Courier New"/>
-                <w:b w:val="0"/>
-                <w:i w:val="0"/>
-                <w:sz w:val="15"/>
-              </w:rPr>
-              <w:t>design/tokens.json</w:t>
-            </w:r>
-          </w:p>
-        </w:tc>
-        <w:tc>
-          <w:tcPr>
-            <w:tcW w:type="dxa" w:w="3815"/>
-          </w:tcPr>
-          <w:p>
-            <w:pPr>
-              <w:spacing w:after="0" w:line="276" w:lineRule="auto"/>
-              <w:ind w:firstLine="0"/>
-              <w:jc w:val="left"/>
-            </w:pPr>
-            <w:r>
-              <w:rPr>
-                <w:rFonts w:ascii="Courier New" w:hAnsi="Courier New" w:eastAsia="Courier New"/>
-                <w:b w:val="0"/>
-                <w:i w:val="0"/>
-                <w:sz w:val="15"/>
-              </w:rPr>
-              <w:t>style-guide/web.md</w:t>
-            </w:r>
-            <w:r>
-              <w:rPr>
-                <w:rFonts w:ascii="Times New Roman" w:hAnsi="Times New Roman" w:eastAsia="Times New Roman"/>
-                <w:b w:val="0"/>
-                <w:i w:val="0"/>
-                <w:sz w:val="21"/>
-              </w:rPr>
-              <w:t xml:space="preserve">, </w:t>
-            </w:r>
-            <w:r>
-              <w:rPr>
-                <w:rFonts w:ascii="Courier New" w:hAnsi="Courier New" w:eastAsia="Courier New"/>
-                <w:b w:val="0"/>
-                <w:i w:val="0"/>
-                <w:sz w:val="15"/>
-              </w:rPr>
-              <w:t>style-guide/mobile.md</w:t>
-            </w:r>
-          </w:p>
-        </w:tc>
-      </w:tr>
-      <w:tr>
-        <w:tc>
-          <w:tcPr>
-            <w:tcW w:type="dxa" w:w="2746"/>
-          </w:tcPr>
-          <w:p>
-            <w:pPr>
-              <w:spacing w:after="0" w:line="276" w:lineRule="auto"/>
-              <w:ind w:firstLine="0"/>
-              <w:jc w:val="left"/>
-            </w:pPr>
-            <w:r>
-              <w:rPr>
-                <w:rFonts w:ascii="Courier New" w:hAnsi="Courier New" w:eastAsia="Courier New"/>
-                <w:b w:val="0"/>
-                <w:i w:val="0"/>
-                <w:sz w:val="15"/>
-              </w:rPr>
-              <w:t>tools/gen_report.py</w:t>
-            </w:r>
-          </w:p>
-        </w:tc>
-        <w:tc>
-          <w:tcPr>
-            <w:tcW w:type="dxa" w:w="2793"/>
-          </w:tcPr>
-          <w:p>
-            <w:pPr>
-              <w:spacing w:after="0" w:line="276" w:lineRule="auto"/>
-              <w:ind w:firstLine="0"/>
-              <w:jc w:val="left"/>
-            </w:pPr>
-            <w:r>
-              <w:rPr>
-                <w:rFonts w:ascii="Times New Roman" w:hAnsi="Times New Roman" w:eastAsia="Times New Roman"/>
-                <w:b w:val="0"/>
-                <w:i w:val="0"/>
-                <w:sz w:val="21"/>
-              </w:rPr>
-              <w:t>все перечисленные артефакты</w:t>
-            </w:r>
-          </w:p>
-        </w:tc>
-        <w:tc>
-          <w:tcPr>
-            <w:tcW w:type="dxa" w:w="3815"/>
-          </w:tcPr>
-          <w:p>
-            <w:pPr>
-              <w:spacing w:after="0" w:line="276" w:lineRule="auto"/>
-              <w:ind w:firstLine="0"/>
-              <w:jc w:val="left"/>
-            </w:pPr>
-            <w:r>
-              <w:rPr>
-                <w:rFonts w:ascii="Times New Roman" w:hAnsi="Times New Roman" w:eastAsia="Times New Roman"/>
-                <w:b w:val="0"/>
-                <w:i w:val="0"/>
-                <w:sz w:val="21"/>
-              </w:rPr>
-              <w:t>настоящий отчёт</w:t>
-            </w:r>
-          </w:p>
-        </w:tc>
-      </w:tr>
-    </w:tbl>
-    <w:p>
-      <w:pPr>
-        <w:spacing w:after="80"/>
-      </w:pPr>
-    </w:p>
-    <w:p>
-      <w:r>
-        <w:rPr>
-          <w:rFonts w:ascii="Times New Roman" w:hAnsi="Times New Roman" w:eastAsia="Times New Roman"/>
-          <w:b w:val="0"/>
-          <w:i w:val="0"/>
-          <w:sz w:val="28"/>
-        </w:rPr>
-        <w:t>Пересборка после изменения токенов или данных выполняется повторным запуском скриптов в указанном порядке; значения в отчёте обновляются автоматически.</w:t>
-      </w:r>
-    </w:p>
-    <w:p>
-      <w:r>
-        <w:br w:type="page"/>
-      </w:r>
-    </w:p>
-    <w:p>
-      <w:pPr>
-        <w:spacing w:before="0" w:after="160"/>
-        <w:ind w:firstLine="0"/>
-        <w:jc w:val="left"/>
-      </w:pPr>
-      <w:r>
-        <w:rPr>
-          <w:rFonts w:ascii="Times New Roman" w:hAnsi="Times New Roman" w:eastAsia="Times New Roman"/>
-          <w:b/>
-          <w:i w:val="0"/>
-          <w:sz w:val="32"/>
-        </w:rPr>
-        <w:t>Приложение В. Экраны интерактивного прототипа</w:t>
-      </w:r>
-    </w:p>
-    <w:tbl>
-      <w:tblPr>
-        <w:tblStyle w:val="TableGrid"/>
-        <w:tblW w:type="auto" w:w="0"/>
-        <w:jc w:val="center"/>
-        <w:tblLayout w:type="fixed"/>
-        <w:tblLook w:firstColumn="1" w:firstRow="1" w:lastColumn="0" w:lastRow="0" w:noHBand="0" w:noVBand="1" w:val="04A0"/>
-      </w:tblPr>
-      <w:tblGrid>
-        <w:gridCol w:w="4677"/>
-        <w:gridCol w:w="4677"/>
-      </w:tblGrid>
-      <w:tr>
-        <w:tc>
-          <w:tcPr>
-            <w:tcW w:type="dxa" w:w="4978"/>
-          </w:tcPr>
-          <w:p>
-            <w:pPr>
-              <w:spacing w:after="0"/>
-              <w:ind w:firstLine="0"/>
-              <w:jc w:val="left"/>
-            </w:pPr>
-            <w:r>
-              <w:rPr>
-                <w:rFonts w:ascii="Times New Roman" w:hAnsi="Times New Roman" w:eastAsia="Times New Roman"/>
-                <w:b/>
-                <w:i w:val="0"/>
-                <w:sz w:val="21"/>
-              </w:rPr>
-              <w:t>Файл</w:t>
-            </w:r>
-          </w:p>
-        </w:tc>
-        <w:tc>
-          <w:tcPr>
-            <w:tcW w:type="dxa" w:w="4376"/>
-          </w:tcPr>
-          <w:p>
-            <w:pPr>
-              <w:spacing w:after="0"/>
-              <w:ind w:firstLine="0"/>
-              <w:jc w:val="left"/>
-            </w:pPr>
-            <w:r>
-              <w:rPr>
-                <w:rFonts w:ascii="Times New Roman" w:hAnsi="Times New Roman" w:eastAsia="Times New Roman"/>
-                <w:b/>
-                <w:i w:val="0"/>
-                <w:sz w:val="21"/>
-              </w:rPr>
-              <w:t>Экран</w:t>
-            </w:r>
-          </w:p>
-        </w:tc>
-      </w:tr>
-      <w:tr>
-        <w:tc>
-          <w:tcPr>
-            <w:tcW w:type="dxa" w:w="4978"/>
-          </w:tcPr>
-          <w:p>
-            <w:pPr>
-              <w:spacing w:after="0" w:line="276" w:lineRule="auto"/>
-              <w:ind w:firstLine="0"/>
-              <w:jc w:val="left"/>
-            </w:pPr>
-            <w:r>
-              <w:rPr>
-                <w:rFonts w:ascii="Courier New" w:hAnsi="Courier New" w:eastAsia="Courier New"/>
-                <w:b w:val="0"/>
-                <w:i w:val="0"/>
-                <w:sz w:val="15"/>
-              </w:rPr>
-              <w:t>prototype/screenshots/proto-1-вход.png</w:t>
-            </w:r>
-          </w:p>
-        </w:tc>
-        <w:tc>
-          <w:tcPr>
-            <w:tcW w:type="dxa" w:w="4376"/>
-          </w:tcPr>
-          <w:p>
-            <w:pPr>
-              <w:spacing w:after="0" w:line="276" w:lineRule="auto"/>
-              <w:ind w:firstLine="0"/>
-              <w:jc w:val="left"/>
-            </w:pPr>
-            <w:r>
-              <w:rPr>
-                <w:rFonts w:ascii="Times New Roman" w:hAnsi="Times New Roman" w:eastAsia="Times New Roman"/>
-                <w:b w:val="0"/>
-                <w:i w:val="0"/>
-                <w:sz w:val="21"/>
-              </w:rPr>
-              <w:t>Вход, включая вход по отпечатку</w:t>
-            </w:r>
-          </w:p>
-        </w:tc>
-      </w:tr>
-      <w:tr>
-        <w:tc>
-          <w:tcPr>
-            <w:tcW w:type="dxa" w:w="4978"/>
-          </w:tcPr>
-          <w:p>
-            <w:pPr>
-              <w:spacing w:after="0" w:line="276" w:lineRule="auto"/>
-              <w:ind w:firstLine="0"/>
-              <w:jc w:val="left"/>
-            </w:pPr>
-            <w:r>
-              <w:rPr>
-                <w:rFonts w:ascii="Courier New" w:hAnsi="Courier New" w:eastAsia="Courier New"/>
-                <w:b w:val="0"/>
-                <w:i w:val="0"/>
-                <w:sz w:val="15"/>
-              </w:rPr>
-              <w:t>prototype/screenshots/proto-2-лента.png</w:t>
-            </w:r>
-          </w:p>
-        </w:tc>
-        <w:tc>
-          <w:tcPr>
-            <w:tcW w:type="dxa" w:w="4376"/>
-          </w:tcPr>
-          <w:p>
-            <w:pPr>
-              <w:spacing w:after="0" w:line="276" w:lineRule="auto"/>
-              <w:ind w:firstLine="0"/>
-              <w:jc w:val="left"/>
-            </w:pPr>
-            <w:r>
-              <w:rPr>
-                <w:rFonts w:ascii="Times New Roman" w:hAnsi="Times New Roman" w:eastAsia="Times New Roman"/>
-                <w:b w:val="0"/>
-                <w:i w:val="0"/>
-                <w:sz w:val="21"/>
-              </w:rPr>
-              <w:t>Лента «Специально для вас»</w:t>
-            </w:r>
-          </w:p>
-        </w:tc>
-      </w:tr>
-      <w:tr>
-        <w:tc>
-          <w:tcPr>
-            <w:tcW w:type="dxa" w:w="4978"/>
-          </w:tcPr>
-          <w:p>
-            <w:pPr>
-              <w:spacing w:after="0" w:line="276" w:lineRule="auto"/>
-              <w:ind w:firstLine="0"/>
-              <w:jc w:val="left"/>
-            </w:pPr>
-            <w:r>
-              <w:rPr>
-                <w:rFonts w:ascii="Courier New" w:hAnsi="Courier New" w:eastAsia="Courier New"/>
-                <w:b w:val="0"/>
-                <w:i w:val="0"/>
-                <w:sz w:val="15"/>
-              </w:rPr>
-              <w:t>prototype/screenshots/proto-3-карточка.png</w:t>
-            </w:r>
-          </w:p>
-        </w:tc>
-        <w:tc>
-          <w:tcPr>
-            <w:tcW w:type="dxa" w:w="4376"/>
-          </w:tcPr>
-          <w:p>
-            <w:pPr>
-              <w:spacing w:after="0" w:line="276" w:lineRule="auto"/>
-              <w:ind w:firstLine="0"/>
-              <w:jc w:val="left"/>
-            </w:pPr>
-            <w:r>
-              <w:rPr>
-                <w:rFonts w:ascii="Times New Roman" w:hAnsi="Times New Roman" w:eastAsia="Times New Roman"/>
-                <w:b w:val="0"/>
-                <w:i w:val="0"/>
-                <w:sz w:val="21"/>
-              </w:rPr>
-              <w:t>Карточка товара с описанием</w:t>
-            </w:r>
-          </w:p>
-        </w:tc>
-      </w:tr>
-      <w:tr>
-        <w:tc>
-          <w:tcPr>
-            <w:tcW w:type="dxa" w:w="4978"/>
-          </w:tcPr>
-          <w:p>
-            <w:pPr>
-              <w:spacing w:after="0" w:line="276" w:lineRule="auto"/>
-              <w:ind w:firstLine="0"/>
-              <w:jc w:val="left"/>
-            </w:pPr>
-            <w:r>
-              <w:rPr>
-                <w:rFonts w:ascii="Courier New" w:hAnsi="Courier New" w:eastAsia="Courier New"/>
-                <w:b w:val="0"/>
-                <w:i w:val="0"/>
-                <w:sz w:val="15"/>
-              </w:rPr>
-              <w:t>prototype/screenshots/proto-4-ассистент.png</w:t>
-            </w:r>
-          </w:p>
-        </w:tc>
-        <w:tc>
-          <w:tcPr>
-            <w:tcW w:type="dxa" w:w="4376"/>
-          </w:tcPr>
-          <w:p>
-            <w:pPr>
-              <w:spacing w:after="0" w:line="276" w:lineRule="auto"/>
-              <w:ind w:firstLine="0"/>
-              <w:jc w:val="left"/>
-            </w:pPr>
-            <w:r>
-              <w:rPr>
-                <w:rFonts w:ascii="Times New Roman" w:hAnsi="Times New Roman" w:eastAsia="Times New Roman"/>
-                <w:b w:val="0"/>
-                <w:i w:val="0"/>
-                <w:sz w:val="21"/>
-              </w:rPr>
-              <w:t>Ассистент по размеру</w:t>
-            </w:r>
-          </w:p>
-        </w:tc>
-      </w:tr>
-      <w:tr>
-        <w:tc>
-          <w:tcPr>
-            <w:tcW w:type="dxa" w:w="4978"/>
-          </w:tcPr>
-          <w:p>
-            <w:pPr>
-              <w:spacing w:after="0" w:line="276" w:lineRule="auto"/>
-              <w:ind w:firstLine="0"/>
-              <w:jc w:val="left"/>
-            </w:pPr>
-            <w:r>
-              <w:rPr>
-                <w:rFonts w:ascii="Courier New" w:hAnsi="Courier New" w:eastAsia="Courier New"/>
-                <w:b w:val="0"/>
-                <w:i w:val="0"/>
-                <w:sz w:val="15"/>
-              </w:rPr>
-              <w:t>prototype/screenshots/proto-5-корзина.png</w:t>
-            </w:r>
-          </w:p>
-        </w:tc>
-        <w:tc>
-          <w:tcPr>
-            <w:tcW w:type="dxa" w:w="4376"/>
-          </w:tcPr>
-          <w:p>
-            <w:pPr>
-              <w:spacing w:after="0" w:line="276" w:lineRule="auto"/>
-              <w:ind w:firstLine="0"/>
-              <w:jc w:val="left"/>
-            </w:pPr>
-            <w:r>
-              <w:rPr>
-                <w:rFonts w:ascii="Times New Roman" w:hAnsi="Times New Roman" w:eastAsia="Times New Roman"/>
-                <w:b w:val="0"/>
-                <w:i w:val="0"/>
-                <w:sz w:val="21"/>
-              </w:rPr>
-              <w:t>Корзина и выбор оплаты</w:t>
-            </w:r>
-          </w:p>
-        </w:tc>
-      </w:tr>
-      <w:tr>
-        <w:tc>
-          <w:tcPr>
-            <w:tcW w:type="dxa" w:w="4978"/>
-          </w:tcPr>
-          <w:p>
-            <w:pPr>
-              <w:spacing w:after="0" w:line="276" w:lineRule="auto"/>
-              <w:ind w:firstLine="0"/>
-              <w:jc w:val="left"/>
-            </w:pPr>
-            <w:r>
-              <w:rPr>
-                <w:rFonts w:ascii="Courier New" w:hAnsi="Courier New" w:eastAsia="Courier New"/>
-                <w:b w:val="0"/>
-                <w:i w:val="0"/>
-                <w:sz w:val="15"/>
-              </w:rPr>
-              <w:t>prototype/screenshots/proto-6-заказ.png</w:t>
-            </w:r>
-          </w:p>
-        </w:tc>
-        <w:tc>
-          <w:tcPr>
-            <w:tcW w:type="dxa" w:w="4376"/>
-          </w:tcPr>
-          <w:p>
-            <w:pPr>
-              <w:spacing w:after="0" w:line="276" w:lineRule="auto"/>
-              <w:ind w:firstLine="0"/>
-              <w:jc w:val="left"/>
-            </w:pPr>
-            <w:r>
-              <w:rPr>
-                <w:rFonts w:ascii="Times New Roman" w:hAnsi="Times New Roman" w:eastAsia="Times New Roman"/>
-                <w:b w:val="0"/>
-                <w:i w:val="0"/>
-                <w:sz w:val="21"/>
-              </w:rPr>
-              <w:t>Подтверждение заказа</w:t>
             </w:r>
           </w:p>
         </w:tc>
